--- a/flow/20230927_hours/drafts/2024-03-u/05.03.docx
+++ b/flow/20230927_hours/drafts/2024-03-u/05.03.docx
@@ -4420,23 +4420,32 @@
       </w:r>
     </w:p>
     <w:p>
-      <w:pPr>
-        <w:spacing w:line="240" w:lineRule="auto"/>
-        <w:rPr>
-          <w:rFonts w:ascii="Times New Roman" w:hAnsi="Times New Roman"/>
-          <w:i/>
-          <w:color w:val="FF0000"/>
-          <w:sz w:val="24"/>
-        </w:rPr>
-      </w:pPr>
-      <w:r>
-        <w:rPr>
-          <w:rFonts w:ascii="Times New Roman" w:hAnsi="Times New Roman"/>
-          <w:i/>
-          <w:color w:val="FF0000"/>
-          <w:sz w:val="24"/>
-        </w:rPr>
-        <w:t xml:space="preserve">Тропар </w:t>
+      <w:r>
+        <w:rPr>
+          <w:rFonts w:ascii="Times New Roman" w:hAnsi="Times New Roman"/>
+          <w:i/>
+          <w:color w:val="FF0000"/>
+          <w:sz w:val="24"/>
+          <w:highlight w:val="white"/>
+        </w:rPr>
+        <w:t>Тропар (г. 4):</w:t>
+      </w:r>
+      <w:r>
+        <w:rPr>
+          <w:rFonts w:ascii="Times New Roman" w:hAnsi="Times New Roman"/>
+          <w:color w:val="FF0000"/>
+          <w:sz w:val="24"/>
+          <w:highlight w:val="white"/>
+        </w:rPr>
+        <w:t xml:space="preserve"> </w:t>
+      </w:r>
+      <w:r>
+        <w:rPr>
+          <w:rFonts w:ascii="Times New Roman" w:hAnsi="Times New Roman"/>
+          <w:sz w:val="24"/>
+          <w:highlight w:val="white"/>
+        </w:rPr>
+        <w:t>Як дівственника предивного і мученика непохитного,* блаженного страдника, що владу проти бісів прийняв,* Конона піснями возхвалімо і до нього закличмо:* «Моли Христа, щоб спас душі наші».</w:t>
       </w:r>
     </w:p>
     <w:p>
@@ -4839,23 +4848,31 @@
       </w:r>
     </w:p>
     <w:p>
-      <w:pPr>
-        <w:spacing w:line="240" w:lineRule="auto"/>
-        <w:rPr>
-          <w:rFonts w:ascii="Times New Roman" w:hAnsi="Times New Roman"/>
-          <w:i/>
-          <w:color w:val="FF0000"/>
-          <w:sz w:val="24"/>
-        </w:rPr>
-      </w:pPr>
-      <w:r>
-        <w:rPr>
-          <w:rFonts w:ascii="Times New Roman" w:hAnsi="Times New Roman"/>
-          <w:i/>
-          <w:color w:val="FF0000"/>
-          <w:sz w:val="24"/>
-        </w:rPr>
-        <w:t xml:space="preserve">Кондак </w:t>
+      <w:r>
+        <w:rPr>
+          <w:rFonts w:ascii="Times New Roman" w:hAnsi="Times New Roman"/>
+          <w:i/>
+          <w:color w:val="FF0000"/>
+          <w:sz w:val="24"/>
+          <w:highlight w:val="white"/>
+        </w:rPr>
+        <w:t xml:space="preserve">Кондак (г. 3): </w:t>
+      </w:r>
+      <w:r>
+        <w:rPr>
+          <w:rFonts w:ascii="Times New Roman" w:hAnsi="Times New Roman"/>
+          <w:sz w:val="24"/>
+          <w:highlight w:val="white"/>
+        </w:rPr>
+        <w:t>Чистотою як ангел на землі поживши,* тому й співбесід</w:t>
+      </w:r>
+      <w:r>
+        <w:rPr>
+          <w:rFonts w:ascii="Times New Roman" w:hAnsi="Times New Roman"/>
+          <w:sz w:val="24"/>
+          <w:highlight w:val="white"/>
+        </w:rPr>
+        <w:t>ником ангелів бути сподобився єси* і батьків до пізнання Христа привів єси,* і єдиного Бога і Тройці ісповідавши,* постраждав ти до крові, мученику Кононе,* моли Його безперестанно за всіх нас.</w:t>
       </w:r>
     </w:p>
     <w:p>
@@ -9989,23 +10006,32 @@
       </w:r>
     </w:p>
     <w:p>
-      <w:pPr>
-        <w:spacing w:line="240" w:lineRule="auto"/>
-        <w:rPr>
-          <w:rFonts w:ascii="Times New Roman" w:hAnsi="Times New Roman"/>
-          <w:i/>
-          <w:color w:val="FF0000"/>
-          <w:sz w:val="24"/>
-        </w:rPr>
-      </w:pPr>
-      <w:r>
-        <w:rPr>
-          <w:rFonts w:ascii="Times New Roman" w:hAnsi="Times New Roman"/>
-          <w:i/>
-          <w:color w:val="FF0000"/>
-          <w:sz w:val="24"/>
-        </w:rPr>
-        <w:t xml:space="preserve">Тропар </w:t>
+      <w:r>
+        <w:rPr>
+          <w:rFonts w:ascii="Times New Roman" w:hAnsi="Times New Roman"/>
+          <w:i/>
+          <w:color w:val="FF0000"/>
+          <w:sz w:val="24"/>
+          <w:highlight w:val="white"/>
+        </w:rPr>
+        <w:t>Тропар (г. 4):</w:t>
+      </w:r>
+      <w:r>
+        <w:rPr>
+          <w:rFonts w:ascii="Times New Roman" w:hAnsi="Times New Roman"/>
+          <w:color w:val="FF0000"/>
+          <w:sz w:val="24"/>
+          <w:highlight w:val="white"/>
+        </w:rPr>
+        <w:t xml:space="preserve"> </w:t>
+      </w:r>
+      <w:r>
+        <w:rPr>
+          <w:rFonts w:ascii="Times New Roman" w:hAnsi="Times New Roman"/>
+          <w:sz w:val="24"/>
+          <w:highlight w:val="white"/>
+        </w:rPr>
+        <w:t>Як дівственника предивного і мученика непохитного,* блаженного страдника, що владу проти бісів прийняв,* Конона піснями возхвалімо і до нього закличмо:* «Моли Христа, щоб спас душі наші».</w:t>
       </w:r>
     </w:p>
     <w:p>
@@ -10472,23 +10498,31 @@
       </w:r>
     </w:p>
     <w:p>
-      <w:pPr>
-        <w:spacing w:line="240" w:lineRule="auto"/>
-        <w:rPr>
-          <w:rFonts w:ascii="Times New Roman" w:hAnsi="Times New Roman"/>
-          <w:i/>
-          <w:color w:val="FF0000"/>
-          <w:sz w:val="24"/>
-        </w:rPr>
-      </w:pPr>
-      <w:r>
-        <w:rPr>
-          <w:rFonts w:ascii="Times New Roman" w:hAnsi="Times New Roman"/>
-          <w:i/>
-          <w:color w:val="FF0000"/>
-          <w:sz w:val="24"/>
-        </w:rPr>
-        <w:t xml:space="preserve">Кондак </w:t>
+      <w:r>
+        <w:rPr>
+          <w:rFonts w:ascii="Times New Roman" w:hAnsi="Times New Roman"/>
+          <w:i/>
+          <w:color w:val="FF0000"/>
+          <w:sz w:val="24"/>
+          <w:highlight w:val="white"/>
+        </w:rPr>
+        <w:t xml:space="preserve">Кондак (г. 3): </w:t>
+      </w:r>
+      <w:r>
+        <w:rPr>
+          <w:rFonts w:ascii="Times New Roman" w:hAnsi="Times New Roman"/>
+          <w:sz w:val="24"/>
+          <w:highlight w:val="white"/>
+        </w:rPr>
+        <w:t>Чистотою як ангел на землі поживши,* тому й співбесід</w:t>
+      </w:r>
+      <w:r>
+        <w:rPr>
+          <w:rFonts w:ascii="Times New Roman" w:hAnsi="Times New Roman"/>
+          <w:sz w:val="24"/>
+          <w:highlight w:val="white"/>
+        </w:rPr>
+        <w:t>ником ангелів бути сподобився єси* і батьків до пізнання Христа привів єси,* і єдиного Бога і Тройці ісповідавши,* постраждав ти до крові, мученику Кононе,* моли Його безперестанно за всіх нас.</w:t>
       </w:r>
     </w:p>
     <w:p>
